--- a/templates/PHYSIOTHERAPY_CONSULTATION.docx
+++ b/templates/PHYSIOTHERAPY_CONSULTATION.docx
@@ -7248,7 +7248,7 @@
           <w:rFonts w:ascii="Times New Roman" w:hAnsi="Times New Roman" w:cs="Times New Roman"/>
           <w:b/>
         </w:rPr>
-        <w:t>Signature of Physiotherapist &amp; Date:</w:t>
+        <w:t>Signature of Physiotherapist &amp; Date: {{%consultantSignature}}</w:t>
       </w:r>
     </w:p>
     <w:p>

--- a/templates/PHYSIOTHERAPY_CONSULTATION.docx
+++ b/templates/PHYSIOTHERAPY_CONSULTATION.docx
@@ -297,12 +297,6 @@
       <w:r>
         <w:rPr>
           <w:rFonts w:ascii="Times New Roman" w:hAnsi="Times New Roman" w:cs="Times New Roman"/>
-        </w:rPr>
-        <w:t>Dr.</w:t>
-      </w:r>
-      <w:r>
-        <w:rPr>
-          <w:rFonts w:ascii="Times New Roman" w:hAnsi="Times New Roman" w:cs="Times New Roman"/>
           <w:b/>
           <w:bCs/>
         </w:rPr>
@@ -613,7 +607,6 @@
           <w:rFonts w:ascii="Times New Roman" w:hAnsi="Times New Roman" w:cs="Times New Roman"/>
           <w:bCs/>
         </w:rPr>
-        <w:sym w:font="Wingdings" w:char="F06F"/>
       </w:r>
       <w:r>
         <w:rPr>
@@ -627,7 +620,6 @@
           <w:rFonts w:ascii="Times New Roman" w:hAnsi="Times New Roman" w:cs="Times New Roman"/>
           <w:bCs/>
         </w:rPr>
-        <w:sym w:font="Wingdings" w:char="F06F"/>
       </w:r>
       <w:r>
         <w:rPr>
@@ -641,7 +633,6 @@
           <w:rFonts w:ascii="Times New Roman" w:hAnsi="Times New Roman" w:cs="Times New Roman"/>
           <w:bCs/>
         </w:rPr>
-        <w:sym w:font="Wingdings" w:char="F06F"/>
       </w:r>
       <w:r>
         <w:rPr>
@@ -655,7 +646,6 @@
           <w:rFonts w:ascii="Times New Roman" w:hAnsi="Times New Roman" w:cs="Times New Roman"/>
           <w:bCs/>
         </w:rPr>
-        <w:sym w:font="Wingdings" w:char="F06F"/>
       </w:r>
       <w:r>
         <w:rPr>
@@ -669,7 +659,6 @@
           <w:rFonts w:ascii="Times New Roman" w:hAnsi="Times New Roman" w:cs="Times New Roman"/>
           <w:bCs/>
         </w:rPr>
-        <w:sym w:font="Wingdings" w:char="F06F"/>
       </w:r>
       <w:r>
         <w:rPr>
